--- a/DSP_report.docx
+++ b/DSP_report.docx
@@ -1812,7 +1812,7 @@
                 <w:sz w:val="22"/>
                 <w:szCs w:val="22"/>
               </w:rPr>
-              <w:t>0.25</w:t>
+              <w:t>1</w:t>
             </w:r>
             <w:r>
               <w:rPr>
